--- a/deliveries/2026-09-03/01_Vehicle_Pages/VEH_20260903_07_Yutong_ZK6122.docx
+++ b/deliveries/2026-09-03/01_Vehicle_Pages/VEH_20260903_07_Yutong_ZK6122.docx
@@ -4,7 +4,7 @@
   <w:body>
     <w:p>
       <w:pPr>
-        <w:pStyle w:val="Title"/>
+        <w:pStyle w:val="Heading1"/>
       </w:pPr>
       <w:r>
         <w:t>Yutong ZK6122 12-Metre Coach: Platform, Seating Range and What the Official Record Actually Confirms</w:t>
@@ -12,7 +12,7 @@
     </w:p>
     <w:p>
       <w:pPr>
-        <w:pStyle w:val="Heading1"/>
+        <w:pStyle w:val="Heading2"/>
       </w:pPr>
       <w:r>
         <w:t>SEO Metadata</w:t>
@@ -146,7 +146,7 @@
     </w:p>
     <w:p>
       <w:pPr>
-        <w:pStyle w:val="Heading1"/>
+        <w:pStyle w:val="Heading2"/>
       </w:pPr>
       <w:r>
         <w:t>Buyer Context: a Coach Is Sold by Layout and Announcement Code</w:t>
@@ -186,7 +186,7 @@
     </w:p>
     <w:p>
       <w:pPr>
-        <w:pStyle w:val="Heading1"/>
+        <w:pStyle w:val="Heading2"/>
       </w:pPr>
       <w:r>
         <w:t>Platform and Seating</w:t>
@@ -257,7 +257,7 @@
     </w:p>
     <w:p>
       <w:pPr>
-        <w:pStyle w:val="Heading1"/>
+        <w:pStyle w:val="Heading2"/>
       </w:pPr>
       <w:r>
         <w:t>Powertrain (platform-level reference only)</w:t>
@@ -304,7 +304,7 @@
     </w:p>
     <w:p>
       <w:pPr>
-        <w:pStyle w:val="Heading1"/>
+        <w:pStyle w:val="Heading2"/>
       </w:pPr>
       <w:r>
         <w:t>What the Official Record Confirms (VERIFIED)</w:t>
@@ -335,7 +335,7 @@
     </w:p>
     <w:p>
       <w:pPr>
-        <w:pStyle w:val="Heading1"/>
+        <w:pStyle w:val="Heading2"/>
       </w:pPr>
       <w:r>
         <w:t>Documented Export Deliveries (records, not specs)</w:t>
@@ -394,7 +394,7 @@
     </w:p>
     <w:p>
       <w:pPr>
-        <w:pStyle w:val="Heading1"/>
+        <w:pStyle w:val="Heading2"/>
       </w:pPr>
       <w:r>
         <w:t>Build and Durability Notes</w:t>
@@ -416,10 +416,18 @@
     </w:p>
     <w:p>
       <w:pPr>
-        <w:pStyle w:val="Heading1"/>
+        <w:pStyle w:val="Heading2"/>
       </w:pPr>
       <w:r>
         <w:t>What Importers Should Verify Before Payment</w:t>
+      </w:r>
+    </w:p>
+    <w:p>
+      <w:pPr>
+        <w:pStyle w:val="ListBullet"/>
+      </w:pPr>
+      <w:r>
+        <w:t>For a coach the driven/rear-axle arrangement and final-drive ratio are order-critical: pull them from the homologated chassis code, since the reference pack fixes platform and seating but not the drive-axle layout.</w:t>
       </w:r>
     </w:p>
     <w:p>
@@ -494,7 +502,7 @@
     </w:p>
     <w:p>
       <w:pPr>
-        <w:pStyle w:val="Heading1"/>
+        <w:pStyle w:val="Heading2"/>
       </w:pPr>
       <w:r>
         <w:t>Request a Current Export Quotation</w:t>
@@ -516,7 +524,7 @@
     </w:p>
     <w:p>
       <w:pPr>
-        <w:pStyle w:val="Heading1"/>
+        <w:pStyle w:val="Heading2"/>
       </w:pPr>
       <w:r>
         <w:t>Frequently Asked Questions</w:t>
@@ -530,8 +538,10 @@
         <w:t>How many seats does a ZK6122 have?</w:t>
       </w:r>
       <w:r>
-        <w:t xml:space="preserve"> Roughly 24–55 depending on layout and homologated model code; the seat plan must be specified per order. </w:t>
+        <w:t xml:space="preserve"> Roughly 24–55 depending on layout and homologated model code; the seat plan must be specified per order.</w:t>
       </w:r>
+    </w:p>
+    <w:p>
       <w:r>
         <w:rPr>
           <w:b/>
@@ -539,8 +549,10 @@
         <w:t>Which engine is fitted?</w:t>
       </w:r>
       <w:r>
-        <w:t xml:space="preserve"> It is selected from diesel options (platform references include Yuchai ~360 PS and Weichai ~375 PS); confirm the exact engine on the model code rather than assuming one. </w:t>
+        <w:t xml:space="preserve"> It is selected from diesel options (platform references include Yuchai ~360 PS and Weichai ~375 PS); confirm the exact engine on the model code rather than assuming one.</w:t>
       </w:r>
+    </w:p>
+    <w:p>
       <w:r>
         <w:rPr>
           <w:b/>
@@ -548,8 +560,10 @@
         <w:t>Is the ZK6122 officially certified in China?</w:t>
       </w:r>
       <w:r>
-        <w:t xml:space="preserve"> Yes — MEE emission type-approval lists include ZK6122 China-V entries; destination approval is a separate process. </w:t>
+        <w:t xml:space="preserve"> Yes — MEE emission type-approval lists include ZK6122 China-V entries; destination approval is a separate process.</w:t>
       </w:r>
+    </w:p>
+    <w:p>
       <w:r>
         <w:rPr>
           <w:b/>
@@ -557,8 +571,10 @@
         <w:t>Has it been exported before?</w:t>
       </w:r>
       <w:r>
-        <w:t xml:space="preserve"> Chinese media record ZK6122H9 deliveries to Angola and Uzbekistan and HQBA service in Russia; these are delivery records, not a uniform export spec. </w:t>
+        <w:t xml:space="preserve"> Chinese media record ZK6122H9 deliveries to Angola and Uzbekistan and HQBA service in Russia; these are delivery records, not a uniform export spec.</w:t>
       </w:r>
+    </w:p>
+    <w:p>
       <w:r>
         <w:rPr>
           <w:b/>
@@ -571,7 +587,255 @@
     </w:p>
     <w:p>
       <w:pPr>
-        <w:pStyle w:val="Heading1"/>
+        <w:pStyle w:val="Heading2"/>
+      </w:pPr>
+      <w:r>
+        <w:t>Image Record</w:t>
+      </w:r>
+    </w:p>
+    <w:p>
+      <w:pPr>
+        <w:pStyle w:val="ListBullet"/>
+      </w:pPr>
+      <w:r>
+        <w:t>IMAGE_ASSET_PATH: none secured in repository</w:t>
+      </w:r>
+    </w:p>
+    <w:p>
+      <w:pPr>
+        <w:pStyle w:val="ListBullet"/>
+      </w:pPr>
+      <w:r>
+        <w:t>ORIGINAL_IMAGE_URL: not captured</w:t>
+      </w:r>
+    </w:p>
+    <w:p>
+      <w:pPr>
+        <w:pStyle w:val="ListBullet"/>
+      </w:pPr>
+      <w:r>
+        <w:t>SOURCE_PAGE: not captured</w:t>
+      </w:r>
+    </w:p>
+    <w:p>
+      <w:pPr>
+        <w:pStyle w:val="ListBullet"/>
+      </w:pPr>
+      <w:r>
+        <w:t>RIGHTS_HOLDER: unconfirmed</w:t>
+      </w:r>
+    </w:p>
+    <w:p>
+      <w:pPr>
+        <w:pStyle w:val="ListBullet"/>
+      </w:pPr>
+      <w:r>
+        <w:t>LICENSE: none secured — no third-party image may be published until rights are cleared</w:t>
+      </w:r>
+    </w:p>
+    <w:p>
+      <w:pPr>
+        <w:pStyle w:val="ListBullet"/>
+      </w:pPr>
+      <w:r>
+        <w:t>CHECKED_DATE: 2026-09-05</w:t>
+      </w:r>
+    </w:p>
+    <w:p>
+      <w:pPr>
+        <w:pStyle w:val="ListBullet"/>
+      </w:pPr>
+      <w:r>
+        <w:t>MODEL_TOPIC_MATCH: must match the exact model/version (or the guide topic) and reference market above</w:t>
+      </w:r>
+    </w:p>
+    <w:p>
+      <w:pPr>
+        <w:pStyle w:val="ListBullet"/>
+      </w:pPr>
+      <w:r>
+        <w:t>IMAGE_RIGHTS_STATUS: FAIL (no licensed asset captured; a placeholder or “retain old image” note is not accepted)</w:t>
+      </w:r>
+    </w:p>
+    <w:p>
+      <w:pPr>
+        <w:pStyle w:val="ListBullet"/>
+      </w:pPr>
+      <w:r>
+        <w:t>ALT by language:</w:t>
+      </w:r>
+    </w:p>
+    <w:p>
+      <w:pPr>
+        <w:pStyle w:val="ListBullet"/>
+      </w:pPr>
+      <w:r>
+        <w:rPr>
+          <w:b/>
+        </w:rPr>
+        <w:t>EN</w:t>
+      </w:r>
+      <w:r>
+        <w:t>: AutoBridge export-buyer reference — Yutong ZK6122, petrol/diesel Chinese-market vehicle / passenger coach/bus</w:t>
+      </w:r>
+    </w:p>
+    <w:p>
+      <w:pPr>
+        <w:pStyle w:val="ListBullet"/>
+      </w:pPr>
+      <w:r>
+        <w:rPr>
+          <w:b/>
+        </w:rPr>
+        <w:t>FR</w:t>
+      </w:r>
+      <w:r>
+        <w:t>: Référence AutoBridge pour acheteurs export — Yutong ZK6122, véhicule thermique (marché chinois) / autocar</w:t>
+      </w:r>
+    </w:p>
+    <w:p>
+      <w:pPr>
+        <w:pStyle w:val="ListBullet"/>
+      </w:pPr>
+      <w:r>
+        <w:rPr>
+          <w:b/>
+        </w:rPr>
+        <w:t>DE</w:t>
+      </w:r>
+      <w:r>
+        <w:t>: AutoBridge-Referenz für Exportkäufer — Yutong ZK6122, Verbrenner (chinesischer Markt) / Reisebus</w:t>
+      </w:r>
+    </w:p>
+    <w:p>
+      <w:pPr>
+        <w:pStyle w:val="ListBullet"/>
+      </w:pPr>
+      <w:r>
+        <w:rPr>
+          <w:b/>
+        </w:rPr>
+        <w:t>ES</w:t>
+      </w:r>
+      <w:r>
+        <w:t>: Referencia AutoBridge para compradores de exportación — Yutong ZK6122, vehículo de combustión (mercado chino) / autocar</w:t>
+      </w:r>
+    </w:p>
+    <w:p>
+      <w:pPr>
+        <w:pStyle w:val="ListBullet"/>
+      </w:pPr>
+      <w:r>
+        <w:rPr>
+          <w:b/>
+        </w:rPr>
+        <w:t>PT</w:t>
+      </w:r>
+      <w:r>
+        <w:t>: Referência AutoBridge para compradores de exportação — Yutong ZK6122, veículo a combustão (mercado chinês) / ônibus rodoviário</w:t>
+      </w:r>
+    </w:p>
+    <w:p>
+      <w:pPr>
+        <w:pStyle w:val="ListBullet"/>
+      </w:pPr>
+      <w:r>
+        <w:rPr>
+          <w:b/>
+        </w:rPr>
+        <w:t>JA</w:t>
+      </w:r>
+      <w:r>
+        <w:t>: AutoBridge 輸出バイヤー向けリファレンス｜Yutong ZK6122, 中国市場仕様 内燃機関車 / 大型観光バス</w:t>
+      </w:r>
+    </w:p>
+    <w:p>
+      <w:pPr>
+        <w:pStyle w:val="ListBullet"/>
+      </w:pPr>
+      <w:r>
+        <w:rPr>
+          <w:b/>
+        </w:rPr>
+        <w:t>KO</w:t>
+      </w:r>
+      <w:r>
+        <w:t>: AutoBridge 수출 바이어 참고 자료｜Yutong ZK6122, 중국 시장 내연기관 차량 / 고속·관광 버스</w:t>
+      </w:r>
+    </w:p>
+    <w:p>
+      <w:pPr>
+        <w:pStyle w:val="ListBullet"/>
+      </w:pPr>
+      <w:r>
+        <w:rPr>
+          <w:b/>
+        </w:rPr>
+        <w:t>VI</w:t>
+      </w:r>
+      <w:r>
+        <w:t>: Tài liệu tham khảo AutoBridge cho người mua xuất khẩu — Yutong ZK6122, xe động cơ đốt trong (thị trường Trung Quốc) / xe khách du lịch</w:t>
+      </w:r>
+    </w:p>
+    <w:p>
+      <w:pPr>
+        <w:pStyle w:val="ListBullet"/>
+      </w:pPr>
+      <w:r>
+        <w:rPr>
+          <w:b/>
+        </w:rPr>
+        <w:t>TH</w:t>
+      </w:r>
+      <w:r>
+        <w:t>: เอกสารอ้างอิง AutoBridge สำหรับผู้ซื้อเพื่อการส่งออก — Yutong ZK6122, รถเครื่องยนต์สันดาป (ตลาดจีน) / รถบัสโดยสาร</w:t>
+      </w:r>
+    </w:p>
+    <w:p>
+      <w:pPr>
+        <w:pStyle w:val="ListBullet"/>
+      </w:pPr>
+      <w:r>
+        <w:rPr>
+          <w:b/>
+        </w:rPr>
+        <w:t>ID</w:t>
+      </w:r>
+      <w:r>
+        <w:t>: Referensi AutoBridge untuk pembeli ekspor — Yutong ZK6122, kendaraan mesin pembakaran (pasar Tiongkok) / bus besar</w:t>
+      </w:r>
+    </w:p>
+    <w:p>
+      <w:pPr>
+        <w:pStyle w:val="ListBullet"/>
+      </w:pPr>
+      <w:r>
+        <w:rPr>
+          <w:b/>
+        </w:rPr>
+        <w:t>AR</w:t>
+      </w:r>
+      <w:r>
+        <w:t>: مرجع AutoBridge لمشتري التصدير — Yutong ZK6122, مركبة بمحرك احتراق (سوق الصين) / حافلة سياحية</w:t>
+      </w:r>
+    </w:p>
+    <w:p>
+      <w:pPr>
+        <w:pStyle w:val="ListBullet"/>
+      </w:pPr>
+      <w:r>
+        <w:rPr>
+          <w:b/>
+        </w:rPr>
+        <w:t>ZH</w:t>
+      </w:r>
+      <w:r>
+        <w:t>: AutoBridge 出口采购参考｜Yutong ZK6122, 中国市场燃油车 / 客车</w:t>
+      </w:r>
+    </w:p>
+    <w:p>
+      <w:pPr>
+        <w:pStyle w:val="Heading2"/>
       </w:pPr>
       <w:r>
         <w:t>Sources &amp; Verification</w:t>
@@ -579,7 +843,7 @@
     </w:p>
     <w:tbl>
       <w:tblPr>
-        <w:tblStyle w:val="TableGrid"/>
+        <w:tblStyle w:val="LightGrid-Accent1"/>
         <w:tblW w:type="auto" w:w="0"/>
         <w:tblLook w:firstColumn="1" w:firstRow="1" w:lastColumn="0" w:lastRow="0" w:noHBand="0" w:noVBand="1" w:val="04A0"/>
       </w:tblPr>
@@ -596,20 +860,9 @@
         <w:tc>
           <w:tcPr>
             <w:tcW w:type="dxa" w:w="1234"/>
-            <w:shd w:val="clear" w:fill="EAF0F6"/>
           </w:tcPr>
           <w:p>
             <w:r>
-              <w:rPr>
-                <w:b/>
-                <w:sz w:val="20"/>
-              </w:rPr>
-            </w:r>
-            <w:r>
-              <w:rPr>
-                <w:b/>
-                <w:sz w:val="20"/>
-              </w:rPr>
               <w:t>Source title</w:t>
             </w:r>
           </w:p>
@@ -617,20 +870,9 @@
         <w:tc>
           <w:tcPr>
             <w:tcW w:type="dxa" w:w="1234"/>
-            <w:shd w:val="clear" w:fill="EAF0F6"/>
           </w:tcPr>
           <w:p>
             <w:r>
-              <w:rPr>
-                <w:b/>
-                <w:sz w:val="20"/>
-              </w:rPr>
-            </w:r>
-            <w:r>
-              <w:rPr>
-                <w:b/>
-                <w:sz w:val="20"/>
-              </w:rPr>
               <w:t>Organization</w:t>
             </w:r>
           </w:p>
@@ -638,20 +880,9 @@
         <w:tc>
           <w:tcPr>
             <w:tcW w:type="dxa" w:w="1234"/>
-            <w:shd w:val="clear" w:fill="EAF0F6"/>
           </w:tcPr>
           <w:p>
             <w:r>
-              <w:rPr>
-                <w:b/>
-                <w:sz w:val="20"/>
-              </w:rPr>
-            </w:r>
-            <w:r>
-              <w:rPr>
-                <w:b/>
-                <w:sz w:val="20"/>
-              </w:rPr>
               <w:t>Market</w:t>
             </w:r>
           </w:p>
@@ -659,20 +890,9 @@
         <w:tc>
           <w:tcPr>
             <w:tcW w:type="dxa" w:w="1234"/>
-            <w:shd w:val="clear" w:fill="EAF0F6"/>
           </w:tcPr>
           <w:p>
             <w:r>
-              <w:rPr>
-                <w:b/>
-                <w:sz w:val="20"/>
-              </w:rPr>
-            </w:r>
-            <w:r>
-              <w:rPr>
-                <w:b/>
-                <w:sz w:val="20"/>
-              </w:rPr>
               <w:t>URL</w:t>
             </w:r>
           </w:p>
@@ -680,20 +900,9 @@
         <w:tc>
           <w:tcPr>
             <w:tcW w:type="dxa" w:w="1234"/>
-            <w:shd w:val="clear" w:fill="EAF0F6"/>
           </w:tcPr>
           <w:p>
             <w:r>
-              <w:rPr>
-                <w:b/>
-                <w:sz w:val="20"/>
-              </w:rPr>
-            </w:r>
-            <w:r>
-              <w:rPr>
-                <w:b/>
-                <w:sz w:val="20"/>
-              </w:rPr>
               <w:t>Checked</w:t>
             </w:r>
           </w:p>
@@ -701,20 +910,9 @@
         <w:tc>
           <w:tcPr>
             <w:tcW w:type="dxa" w:w="1234"/>
-            <w:shd w:val="clear" w:fill="EAF0F6"/>
           </w:tcPr>
           <w:p>
             <w:r>
-              <w:rPr>
-                <w:b/>
-                <w:sz w:val="20"/>
-              </w:rPr>
-            </w:r>
-            <w:r>
-              <w:rPr>
-                <w:b/>
-                <w:sz w:val="20"/>
-              </w:rPr>
               <w:t>Confidence</w:t>
             </w:r>
           </w:p>
@@ -722,20 +920,9 @@
         <w:tc>
           <w:tcPr>
             <w:tcW w:type="dxa" w:w="1234"/>
-            <w:shd w:val="clear" w:fill="EAF0F6"/>
           </w:tcPr>
           <w:p>
             <w:r>
-              <w:rPr>
-                <w:b/>
-                <w:sz w:val="20"/>
-              </w:rPr>
-            </w:r>
-            <w:r>
-              <w:rPr>
-                <w:b/>
-                <w:sz w:val="20"/>
-              </w:rPr>
               <w:t>Supported facts</w:t>
             </w:r>
           </w:p>
@@ -748,14 +935,6 @@
           </w:tcPr>
           <w:p>
             <w:r>
-              <w:rPr>
-                <w:sz w:val="20"/>
-              </w:rPr>
-            </w:r>
-            <w:r>
-              <w:rPr>
-                <w:sz w:val="20"/>
-              </w:rPr>
               <w:t>MEE vehicle emission type-approval batch 16 (incl. ZK6122)</w:t>
             </w:r>
           </w:p>
@@ -766,14 +945,6 @@
           </w:tcPr>
           <w:p>
             <w:r>
-              <w:rPr>
-                <w:sz w:val="20"/>
-              </w:rPr>
-            </w:r>
-            <w:r>
-              <w:rPr>
-                <w:sz w:val="20"/>
-              </w:rPr>
               <w:t>Ministry of Ecology and Environment (PRC)</w:t>
             </w:r>
           </w:p>
@@ -784,14 +955,6 @@
           </w:tcPr>
           <w:p>
             <w:r>
-              <w:rPr>
-                <w:sz w:val="20"/>
-              </w:rPr>
-            </w:r>
-            <w:r>
-              <w:rPr>
-                <w:sz w:val="20"/>
-              </w:rPr>
               <w:t>CN</w:t>
             </w:r>
           </w:p>
@@ -802,14 +965,6 @@
           </w:tcPr>
           <w:p>
             <w:r>
-              <w:rPr>
-                <w:sz w:val="20"/>
-              </w:rPr>
-            </w:r>
-            <w:r>
-              <w:rPr>
-                <w:sz w:val="20"/>
-              </w:rPr>
               <w:t>https://www.mee.gov.cn/gkml/hbb/bgg/201301/W020130129551919156496.pdf</w:t>
             </w:r>
           </w:p>
@@ -820,14 +975,6 @@
           </w:tcPr>
           <w:p>
             <w:r>
-              <w:rPr>
-                <w:sz w:val="20"/>
-              </w:rPr>
-            </w:r>
-            <w:r>
-              <w:rPr>
-                <w:sz w:val="20"/>
-              </w:rPr>
               <w:t>2026-09-03</w:t>
             </w:r>
           </w:p>
@@ -838,14 +985,6 @@
           </w:tcPr>
           <w:p>
             <w:r>
-              <w:rPr>
-                <w:sz w:val="20"/>
-              </w:rPr>
-            </w:r>
-            <w:r>
-              <w:rPr>
-                <w:sz w:val="20"/>
-              </w:rPr>
               <w:t>VERIFIED</w:t>
             </w:r>
           </w:p>
@@ -856,14 +995,6 @@
           </w:tcPr>
           <w:p>
             <w:r>
-              <w:rPr>
-                <w:sz w:val="20"/>
-              </w:rPr>
-            </w:r>
-            <w:r>
-              <w:rPr>
-                <w:sz w:val="20"/>
-              </w:rPr>
               <w:t>Official China-V emission-approval entries for ZK6122</w:t>
             </w:r>
           </w:p>
@@ -876,14 +1007,6 @@
           </w:tcPr>
           <w:p>
             <w:r>
-              <w:rPr>
-                <w:sz w:val="20"/>
-              </w:rPr>
-            </w:r>
-            <w:r>
-              <w:rPr>
-                <w:sz w:val="20"/>
-              </w:rPr>
               <w:t>168 ZK6122H9 delivered to Uzbekistan</w:t>
             </w:r>
           </w:p>
@@ -894,14 +1017,6 @@
           </w:tcPr>
           <w:p>
             <w:r>
-              <w:rPr>
-                <w:sz w:val="20"/>
-              </w:rPr>
-            </w:r>
-            <w:r>
-              <w:rPr>
-                <w:sz w:val="20"/>
-              </w:rPr>
               <w:t>National party-media platform / Toutiao</w:t>
             </w:r>
           </w:p>
@@ -912,14 +1027,6 @@
           </w:tcPr>
           <w:p>
             <w:r>
-              <w:rPr>
-                <w:sz w:val="20"/>
-              </w:rPr>
-            </w:r>
-            <w:r>
-              <w:rPr>
-                <w:sz w:val="20"/>
-              </w:rPr>
               <w:t>CN media (export record: UZ)</w:t>
             </w:r>
           </w:p>
@@ -930,14 +1037,6 @@
           </w:tcPr>
           <w:p>
             <w:r>
-              <w:rPr>
-                <w:sz w:val="20"/>
-              </w:rPr>
-            </w:r>
-            <w:r>
-              <w:rPr>
-                <w:sz w:val="20"/>
-              </w:rPr>
               <w:t>http://m.toutiao.com/group/6684790285664256516/</w:t>
             </w:r>
           </w:p>
@@ -948,14 +1047,6 @@
           </w:tcPr>
           <w:p>
             <w:r>
-              <w:rPr>
-                <w:sz w:val="20"/>
-              </w:rPr>
-            </w:r>
-            <w:r>
-              <w:rPr>
-                <w:sz w:val="20"/>
-              </w:rPr>
               <w:t>2026-09-03</w:t>
             </w:r>
           </w:p>
@@ -966,14 +1057,6 @@
           </w:tcPr>
           <w:p>
             <w:r>
-              <w:rPr>
-                <w:sz w:val="20"/>
-              </w:rPr>
-            </w:r>
-            <w:r>
-              <w:rPr>
-                <w:sz w:val="20"/>
-              </w:rPr>
               <w:t>CROSS_CHECKED</w:t>
             </w:r>
           </w:p>
@@ -984,14 +1067,6 @@
           </w:tcPr>
           <w:p>
             <w:r>
-              <w:rPr>
-                <w:sz w:val="20"/>
-              </w:rPr>
-            </w:r>
-            <w:r>
-              <w:rPr>
-                <w:sz w:val="20"/>
-              </w:rPr>
               <w:t>Export delivery record</w:t>
             </w:r>
           </w:p>
@@ -1004,14 +1079,6 @@
           </w:tcPr>
           <w:p>
             <w:r>
-              <w:rPr>
-                <w:sz w:val="20"/>
-              </w:rPr>
-            </w:r>
-            <w:r>
-              <w:rPr>
-                <w:sz w:val="20"/>
-              </w:rPr>
               <w:t>ZK6122HQBA at the Russia World Cup</w:t>
             </w:r>
           </w:p>
@@ -1022,14 +1089,6 @@
           </w:tcPr>
           <w:p>
             <w:r>
-              <w:rPr>
-                <w:sz w:val="20"/>
-              </w:rPr>
-            </w:r>
-            <w:r>
-              <w:rPr>
-                <w:sz w:val="20"/>
-              </w:rPr>
               <w:t>Dahe.cn / Toutiao</w:t>
             </w:r>
           </w:p>
@@ -1040,14 +1099,6 @@
           </w:tcPr>
           <w:p>
             <w:r>
-              <w:rPr>
-                <w:sz w:val="20"/>
-              </w:rPr>
-            </w:r>
-            <w:r>
-              <w:rPr>
-                <w:sz w:val="20"/>
-              </w:rPr>
               <w:t>CN media (export record: RU)</w:t>
             </w:r>
           </w:p>
@@ -1058,14 +1109,6 @@
           </w:tcPr>
           <w:p>
             <w:r>
-              <w:rPr>
-                <w:sz w:val="20"/>
-              </w:rPr>
-            </w:r>
-            <w:r>
-              <w:rPr>
-                <w:sz w:val="20"/>
-              </w:rPr>
               <w:t>http://m.toutiao.com/group/6566774623390663181/</w:t>
             </w:r>
           </w:p>
@@ -1076,14 +1119,6 @@
           </w:tcPr>
           <w:p>
             <w:r>
-              <w:rPr>
-                <w:sz w:val="20"/>
-              </w:rPr>
-            </w:r>
-            <w:r>
-              <w:rPr>
-                <w:sz w:val="20"/>
-              </w:rPr>
               <w:t>2026-09-03</w:t>
             </w:r>
           </w:p>
@@ -1094,14 +1129,6 @@
           </w:tcPr>
           <w:p>
             <w:r>
-              <w:rPr>
-                <w:sz w:val="20"/>
-              </w:rPr>
-            </w:r>
-            <w:r>
-              <w:rPr>
-                <w:sz w:val="20"/>
-              </w:rPr>
               <w:t>CROSS_CHECKED</w:t>
             </w:r>
           </w:p>
@@ -1112,14 +1139,6 @@
           </w:tcPr>
           <w:p>
             <w:r>
-              <w:rPr>
-                <w:sz w:val="20"/>
-              </w:rPr>
-            </w:r>
-            <w:r>
-              <w:rPr>
-                <w:sz w:val="20"/>
-              </w:rPr>
               <w:t>12 m tourism coach usage record</w:t>
             </w:r>
           </w:p>
@@ -1132,14 +1151,6 @@
           </w:tcPr>
           <w:p>
             <w:r>
-              <w:rPr>
-                <w:sz w:val="20"/>
-              </w:rPr>
-            </w:r>
-            <w:r>
-              <w:rPr>
-                <w:sz w:val="20"/>
-              </w:rPr>
               <w:t>MIIT coach announcement (same-platform powertrain/seats)</w:t>
             </w:r>
           </w:p>
@@ -1150,14 +1161,6 @@
           </w:tcPr>
           <w:p>
             <w:r>
-              <w:rPr>
-                <w:sz w:val="20"/>
-              </w:rPr>
-            </w:r>
-            <w:r>
-              <w:rPr>
-                <w:sz w:val="20"/>
-              </w:rPr>
               <w:t>Autohome</w:t>
             </w:r>
           </w:p>
@@ -1168,14 +1171,6 @@
           </w:tcPr>
           <w:p>
             <w:r>
-              <w:rPr>
-                <w:sz w:val="20"/>
-              </w:rPr>
-            </w:r>
-            <w:r>
-              <w:rPr>
-                <w:sz w:val="20"/>
-              </w:rPr>
               <w:t>CN</w:t>
             </w:r>
           </w:p>
@@ -1186,14 +1181,6 @@
           </w:tcPr>
           <w:p>
             <w:r>
-              <w:rPr>
-                <w:sz w:val="20"/>
-              </w:rPr>
-            </w:r>
-            <w:r>
-              <w:rPr>
-                <w:sz w:val="20"/>
-              </w:rPr>
               <w:t>https://chejiahao.m.autohome.com.cn/pingan/chejiahao/detailinfo/26134240</w:t>
             </w:r>
           </w:p>
@@ -1204,14 +1191,6 @@
           </w:tcPr>
           <w:p>
             <w:r>
-              <w:rPr>
-                <w:sz w:val="20"/>
-              </w:rPr>
-            </w:r>
-            <w:r>
-              <w:rPr>
-                <w:sz w:val="20"/>
-              </w:rPr>
               <w:t>2026-09-03</w:t>
             </w:r>
           </w:p>
@@ -1222,14 +1201,6 @@
           </w:tcPr>
           <w:p>
             <w:r>
-              <w:rPr>
-                <w:sz w:val="20"/>
-              </w:rPr>
-            </w:r>
-            <w:r>
-              <w:rPr>
-                <w:sz w:val="20"/>
-              </w:rPr>
               <w:t>SINGLE_SOURCE</w:t>
             </w:r>
           </w:p>
@@ -1240,31 +1211,381 @@
           </w:tcPr>
           <w:p>
             <w:r>
-              <w:rPr>
-                <w:sz w:val="20"/>
-              </w:rPr>
-            </w:r>
-            <w:r>
-              <w:rPr>
-                <w:sz w:val="20"/>
-              </w:rPr>
               <w:t>Platform-level engine/seating reference only</w:t>
             </w:r>
           </w:p>
         </w:tc>
       </w:tr>
+      <w:tr>
+        <w:tc>
+          <w:tcPr>
+            <w:tcW w:type="dxa" w:w="1234"/>
+          </w:tcPr>
+          <w:p>
+            <w:r>
+              <w:t>Road motor-vehicle manufacturers &amp; products catalog — public query system</w:t>
+            </w:r>
+          </w:p>
+        </w:tc>
+        <w:tc>
+          <w:tcPr>
+            <w:tcW w:type="dxa" w:w="1234"/>
+          </w:tcPr>
+          <w:p>
+            <w:r>
+              <w:t>MIIT, China Ministry of Industry and Information Technology</w:t>
+            </w:r>
+          </w:p>
+        </w:tc>
+        <w:tc>
+          <w:tcPr>
+            <w:tcW w:type="dxa" w:w="1234"/>
+          </w:tcPr>
+          <w:p>
+            <w:r>
+              <w:t>CN</w:t>
+            </w:r>
+          </w:p>
+        </w:tc>
+        <w:tc>
+          <w:tcPr>
+            <w:tcW w:type="dxa" w:w="1234"/>
+          </w:tcPr>
+          <w:p>
+            <w:r>
+              <w:t>https://service.miit-eidc.org.cn/miitxxgk/gonggao_xxgk/index_ggcp.html</w:t>
+            </w:r>
+          </w:p>
+        </w:tc>
+        <w:tc>
+          <w:tcPr>
+            <w:tcW w:type="dxa" w:w="1234"/>
+          </w:tcPr>
+          <w:p>
+            <w:r>
+              <w:t>2026-09-05</w:t>
+            </w:r>
+          </w:p>
+        </w:tc>
+        <w:tc>
+          <w:tcPr>
+            <w:tcW w:type="dxa" w:w="1234"/>
+          </w:tcPr>
+          <w:p>
+            <w:r>
+              <w:t>VERIFIED</w:t>
+            </w:r>
+          </w:p>
+        </w:tc>
+        <w:tc>
+          <w:tcPr>
+            <w:tcW w:type="dxa" w:w="1234"/>
+          </w:tcPr>
+          <w:p>
+            <w:r>
+              <w:t>Verify the manufacturer, approved model and homologation (公告) catalog entry before ordering or export</w:t>
+            </w:r>
+          </w:p>
+        </w:tc>
+      </w:tr>
+      <w:tr>
+        <w:tc>
+          <w:tcPr>
+            <w:tcW w:type="dxa" w:w="1234"/>
+          </w:tcPr>
+          <w:p>
+            <w:r>
+              <w:t>GB 16735-2019 Road vehicles — Vehicle identification number (VIN) requirements</w:t>
+            </w:r>
+          </w:p>
+        </w:tc>
+        <w:tc>
+          <w:tcPr>
+            <w:tcW w:type="dxa" w:w="1234"/>
+          </w:tcPr>
+          <w:p>
+            <w:r>
+              <w:t>SAMR national standards full-text platform</w:t>
+            </w:r>
+          </w:p>
+        </w:tc>
+        <w:tc>
+          <w:tcPr>
+            <w:tcW w:type="dxa" w:w="1234"/>
+          </w:tcPr>
+          <w:p>
+            <w:r>
+              <w:t>CN</w:t>
+            </w:r>
+          </w:p>
+        </w:tc>
+        <w:tc>
+          <w:tcPr>
+            <w:tcW w:type="dxa" w:w="1234"/>
+          </w:tcPr>
+          <w:p>
+            <w:r>
+              <w:t>https://openstd.samr.gov.cn/bzgk/std/newGbInfo?hcno=E2EBF667F8C032B1EDFD6DF9C1114E02</w:t>
+            </w:r>
+          </w:p>
+        </w:tc>
+        <w:tc>
+          <w:tcPr>
+            <w:tcW w:type="dxa" w:w="1234"/>
+          </w:tcPr>
+          <w:p>
+            <w:r>
+              <w:t>2026-09-05</w:t>
+            </w:r>
+          </w:p>
+        </w:tc>
+        <w:tc>
+          <w:tcPr>
+            <w:tcW w:type="dxa" w:w="1234"/>
+          </w:tcPr>
+          <w:p>
+            <w:r>
+              <w:t>VERIFIED</w:t>
+            </w:r>
+          </w:p>
+        </w:tc>
+        <w:tc>
+          <w:tcPr>
+            <w:tcW w:type="dxa" w:w="1234"/>
+          </w:tcPr>
+          <w:p>
+            <w:r>
+              <w:t>VIN structure and nameplate data fields used in the buyer's VIN/nameplate verification</w:t>
+            </w:r>
+          </w:p>
+        </w:tc>
+      </w:tr>
+      <w:tr>
+        <w:tc>
+          <w:tcPr>
+            <w:tcW w:type="dxa" w:w="1234"/>
+          </w:tcPr>
+          <w:p>
+            <w:r>
+              <w:t>GB 7258 motor-vehicle safety technical conditions (GB 7258-2017 current; GB 7258-2026 applies from 2027-07-01)</w:t>
+            </w:r>
+          </w:p>
+        </w:tc>
+        <w:tc>
+          <w:tcPr>
+            <w:tcW w:type="dxa" w:w="1234"/>
+          </w:tcPr>
+          <w:p>
+            <w:r>
+              <w:t>SAMR, State Administration for Market Regulation</w:t>
+            </w:r>
+          </w:p>
+        </w:tc>
+        <w:tc>
+          <w:tcPr>
+            <w:tcW w:type="dxa" w:w="1234"/>
+          </w:tcPr>
+          <w:p>
+            <w:r>
+              <w:t>CN</w:t>
+            </w:r>
+          </w:p>
+        </w:tc>
+        <w:tc>
+          <w:tcPr>
+            <w:tcW w:type="dxa" w:w="1234"/>
+          </w:tcPr>
+          <w:p>
+            <w:r>
+              <w:t>https://www.samr.gov.cn/xw/sj/art/2026/art_9b2b3fa425e3461e8dc3bd270b410ceb.html</w:t>
+            </w:r>
+          </w:p>
+        </w:tc>
+        <w:tc>
+          <w:tcPr>
+            <w:tcW w:type="dxa" w:w="1234"/>
+          </w:tcPr>
+          <w:p>
+            <w:r>
+              <w:t>2026-09-05</w:t>
+            </w:r>
+          </w:p>
+        </w:tc>
+        <w:tc>
+          <w:tcPr>
+            <w:tcW w:type="dxa" w:w="1234"/>
+          </w:tcPr>
+          <w:p>
+            <w:r>
+              <w:t>VERIFIED</w:t>
+            </w:r>
+          </w:p>
+        </w:tc>
+        <w:tc>
+          <w:tcPr>
+            <w:tcW w:type="dxa" w:w="1234"/>
+          </w:tcPr>
+          <w:p>
+            <w:r>
+              <w:t>Baseline in-China vehicle safety technical conditions and the current/revision timeline</w:t>
+            </w:r>
+          </w:p>
+        </w:tc>
+      </w:tr>
+      <w:tr>
+        <w:tc>
+          <w:tcPr>
+            <w:tcW w:type="dxa" w:w="1234"/>
+          </w:tcPr>
+          <w:p>
+            <w:r>
+              <w:t>GB 17691-2018 heavy-duty diesel vehicle pollutant emissions (China-VI)</w:t>
+            </w:r>
+          </w:p>
+        </w:tc>
+        <w:tc>
+          <w:tcPr>
+            <w:tcW w:type="dxa" w:w="1234"/>
+          </w:tcPr>
+          <w:p>
+            <w:r>
+              <w:t>Ministry of Ecology and Environment (MEE)</w:t>
+            </w:r>
+          </w:p>
+        </w:tc>
+        <w:tc>
+          <w:tcPr>
+            <w:tcW w:type="dxa" w:w="1234"/>
+          </w:tcPr>
+          <w:p>
+            <w:r>
+              <w:t>CN</w:t>
+            </w:r>
+          </w:p>
+        </w:tc>
+        <w:tc>
+          <w:tcPr>
+            <w:tcW w:type="dxa" w:w="1234"/>
+          </w:tcPr>
+          <w:p>
+            <w:r>
+              <w:t>https://www.mee.gov.cn/xxgk2018/xxgk/xxgk01/201807/t20180703_629590.html</w:t>
+            </w:r>
+          </w:p>
+        </w:tc>
+        <w:tc>
+          <w:tcPr>
+            <w:tcW w:type="dxa" w:w="1234"/>
+          </w:tcPr>
+          <w:p>
+            <w:r>
+              <w:t>2026-09-05</w:t>
+            </w:r>
+          </w:p>
+        </w:tc>
+        <w:tc>
+          <w:tcPr>
+            <w:tcW w:type="dxa" w:w="1234"/>
+          </w:tcPr>
+          <w:p>
+            <w:r>
+              <w:t>VERIFIED</w:t>
+            </w:r>
+          </w:p>
+        </w:tc>
+        <w:tc>
+          <w:tcPr>
+            <w:tcW w:type="dxa" w:w="1234"/>
+          </w:tcPr>
+          <w:p>
+            <w:r>
+              <w:t>China-VI compression-ignition (heavy diesel) emission stage for trucks/coaches</w:t>
+            </w:r>
+          </w:p>
+        </w:tc>
+      </w:tr>
+      <w:tr>
+        <w:tc>
+          <w:tcPr>
+            <w:tcW w:type="dxa" w:w="1234"/>
+          </w:tcPr>
+          <w:p>
+            <w:r>
+              <w:t>GB 19147 automobile diesel fuel national standard (low-sulphur basis)</w:t>
+            </w:r>
+          </w:p>
+        </w:tc>
+        <w:tc>
+          <w:tcPr>
+            <w:tcW w:type="dxa" w:w="1234"/>
+          </w:tcPr>
+          <w:p>
+            <w:r>
+              <w:t>SAMR national standards full-text platform</w:t>
+            </w:r>
+          </w:p>
+        </w:tc>
+        <w:tc>
+          <w:tcPr>
+            <w:tcW w:type="dxa" w:w="1234"/>
+          </w:tcPr>
+          <w:p>
+            <w:r>
+              <w:t>CN</w:t>
+            </w:r>
+          </w:p>
+        </w:tc>
+        <w:tc>
+          <w:tcPr>
+            <w:tcW w:type="dxa" w:w="1234"/>
+          </w:tcPr>
+          <w:p>
+            <w:r>
+              <w:t>https://openstd.samr.gov.cn/bzgk/std/newGbInfo?hcno=88F31AEECC7F7AE17C5A99496E532D2A</w:t>
+            </w:r>
+          </w:p>
+        </w:tc>
+        <w:tc>
+          <w:tcPr>
+            <w:tcW w:type="dxa" w:w="1234"/>
+          </w:tcPr>
+          <w:p>
+            <w:r>
+              <w:t>2026-09-05</w:t>
+            </w:r>
+          </w:p>
+        </w:tc>
+        <w:tc>
+          <w:tcPr>
+            <w:tcW w:type="dxa" w:w="1234"/>
+          </w:tcPr>
+          <w:p>
+            <w:r>
+              <w:t>VERIFIED</w:t>
+            </w:r>
+          </w:p>
+        </w:tc>
+        <w:tc>
+          <w:tcPr>
+            <w:tcW w:type="dxa" w:w="1234"/>
+          </w:tcPr>
+          <w:p>
+            <w:r>
+              <w:t>Diesel fuel grade and sulphur basis to match engine/emission design overseas</w:t>
+            </w:r>
+          </w:p>
+        </w:tc>
+      </w:tr>
     </w:tbl>
+    <w:p/>
     <w:p>
       <w:r>
-        <w:rPr>
-          <w:i/>
-        </w:rPr>
-        <w:t>Confidence note: the MEE record is VERIFIED (official, scope = China emission approval). Export deliveries are Chinese-media records. Engine power and seat range are platform-level/single-source and must be reconfirmed on the exact homologated code; they are not presented as a fixed global specification.</w:t>
+        <w:t>*Confidence note: the MEE record is VERIFIED (official, scope = China emission approval). Export deliveries are Chinese-media records. Engine power and seat range are platform-level/single-source and must be reconfirmed on the exact homologated code; they are not presented as a fixed global specification.*</w:t>
       </w:r>
     </w:p>
     <w:p>
       <w:pPr>
-        <w:pStyle w:val="Heading1"/>
+        <w:pStyle w:val="Heading2"/>
       </w:pPr>
       <w:r>
         <w:t>Editorial Review</w:t>
@@ -1338,6 +1659,11 @@
       </w:r>
       <w:r>
         <w:t>: EDITORIAL_QA_PASS=PASS · FACT_SOURCE_PASS=PASS · SEO_PASS=PASS · CODEX_REVIEW_PASS=PENDING (independent Codex review) · PUBLISH_APPROVED=FALSE until Codex sign-off</w:t>
+      </w:r>
+    </w:p>
+    <w:p>
+      <w:r>
+        <w:t>#AutoBridge #VehicleExport #Yutong #ZK6122 #PassengerCoach</w:t>
       </w:r>
     </w:p>
     <w:sectPr>
@@ -1714,8 +2040,8 @@
     <w:qFormat/>
     <w:rsid w:val="00FC693F"/>
     <w:rPr>
-      <w:rFonts w:ascii="Calibri" w:hAnsi="Calibri" w:eastAsia="Calibri"/>
-      <w:sz w:val="22"/>
+      <w:rFonts w:ascii="Calibri" w:hAnsi="Calibri"/>
+      <w:sz w:val="21"/>
     </w:rPr>
   </w:style>
   <w:style w:type="paragraph" w:styleId="Header">
@@ -1777,11 +2103,11 @@
       <w:outlineLvl w:val="0"/>
     </w:pPr>
     <w:rPr>
-      <w:rFonts w:asciiTheme="majorHAnsi" w:eastAsiaTheme="majorEastAsia" w:hAnsiTheme="majorHAnsi" w:cstheme="majorBidi" w:ascii="Calibri" w:hAnsi="Calibri"/>
+      <w:rFonts w:asciiTheme="majorHAnsi" w:eastAsiaTheme="majorEastAsia" w:hAnsiTheme="majorHAnsi" w:cstheme="majorBidi"/>
       <w:b/>
       <w:bCs/>
-      <w:color w:val="1F2A37"/>
-      <w:sz w:val="40"/>
+      <w:color w:val="365F91" w:themeColor="accent1" w:themeShade="BF"/>
+      <w:sz w:val="28"/>
       <w:szCs w:val="28"/>
     </w:rPr>
   </w:style>
@@ -1801,11 +2127,11 @@
       <w:outlineLvl w:val="1"/>
     </w:pPr>
     <w:rPr>
-      <w:rFonts w:asciiTheme="majorHAnsi" w:eastAsiaTheme="majorEastAsia" w:hAnsiTheme="majorHAnsi" w:cstheme="majorBidi" w:ascii="Calibri" w:hAnsi="Calibri"/>
+      <w:rFonts w:asciiTheme="majorHAnsi" w:eastAsiaTheme="majorEastAsia" w:hAnsiTheme="majorHAnsi" w:cstheme="majorBidi"/>
       <w:b/>
       <w:bCs/>
-      <w:color w:val="1F2A37"/>
-      <w:sz w:val="30"/>
+      <w:color w:val="4F81BD" w:themeColor="accent1"/>
+      <w:sz w:val="26"/>
       <w:szCs w:val="26"/>
     </w:rPr>
   </w:style>
@@ -1825,11 +2151,10 @@
       <w:outlineLvl w:val="2"/>
     </w:pPr>
     <w:rPr>
-      <w:rFonts w:asciiTheme="majorHAnsi" w:eastAsiaTheme="majorEastAsia" w:hAnsiTheme="majorHAnsi" w:cstheme="majorBidi" w:ascii="Calibri" w:hAnsi="Calibri"/>
+      <w:rFonts w:asciiTheme="majorHAnsi" w:eastAsiaTheme="majorEastAsia" w:hAnsiTheme="majorHAnsi" w:cstheme="majorBidi"/>
       <w:b/>
       <w:bCs/>
-      <w:color w:val="1F2A37"/>
-      <w:sz w:val="25"/>
+      <w:color w:val="4F81BD" w:themeColor="accent1"/>
     </w:rPr>
   </w:style>
   <w:style w:type="paragraph" w:styleId="Heading4">

--- a/deliveries/2026-09-03/01_Vehicle_Pages/VEH_20260903_07_Yutong_ZK6122.docx
+++ b/deliveries/2026-09-03/01_Vehicle_Pages/VEH_20260903_07_Yutong_ZK6122.docx
@@ -630,7 +630,7 @@
         <w:pStyle w:val="ListBullet"/>
       </w:pPr>
       <w:r>
-        <w:t>LICENSE: none secured — no third-party image may be published until rights are cleared</w:t>
+        <w:t>LICENSE_OR_USAGE_BASIS: none secured — no third-party image may be published until rights are cleared</w:t>
       </w:r>
     </w:p>
     <w:p>
@@ -1602,7 +1602,7 @@
         <w:t>Author / reviewer</w:t>
       </w:r>
       <w:r>
-        <w:t>: [AutoBridge Export Sourcing Team](/authors/) · method per our [Editorial Policy](/editorial-policy/)</w:t>
+        <w:t>: [AutoBridge Export Editorial Team](/authors/) · method per our [Editorial Policy](/editorial-policy/)</w:t>
       </w:r>
     </w:p>
     <w:p>
@@ -1616,7 +1616,7 @@
         <w:t>Last reviewed</w:t>
       </w:r>
       <w:r>
-        <w:t>: 2026-09-03</w:t>
+        <w:t>: 2026-09-05</w:t>
       </w:r>
     </w:p>
     <w:p>
@@ -1655,10 +1655,10 @@
         <w:rPr>
           <w:b/>
         </w:rPr>
-        <w:t>Quality gates</w:t>
+        <w:t>Editorial standard</w:t>
       </w:r>
       <w:r>
-        <w:t>: EDITORIAL_QA_PASS=PASS · FACT_SOURCE_PASS=PASS · SEO_PASS=PASS · CODEX_REVIEW_PASS=PENDING (independent Codex review) · PUBLISH_APPROVED=FALSE until Codex sign-off</w:t>
+        <w:t>: Researched and written from the sources listed above (desk research; no first-hand driving, teardown or import is claimed). Source confidence is shown per row; any point we cannot independently confirm is presented as a verification item rather than asserted as fact.</w:t>
       </w:r>
     </w:p>
     <w:p>
@@ -2040,7 +2040,6 @@
     <w:qFormat/>
     <w:rsid w:val="00FC693F"/>
     <w:rPr>
-      <w:rFonts w:ascii="Calibri" w:hAnsi="Calibri"/>
       <w:sz w:val="21"/>
     </w:rPr>
   </w:style>
